--- a/GD4/de_cuong_chi_tiet_filled.docx
+++ b/GD4/de_cuong_chi_tiet_filled.docx
@@ -162,7 +162,7 @@
           <w:i w:val="0"/>
           <w:sz w:val="26"/>
         </w:rPr>
-        <w:t>Cán bộ hướng dẫn:  TS. Nguyen Duy Xuan Bach — Khoa Kỹ thuật Máy tính, Trường Đại học Công nghệ Thông tin, ĐHQG-HCM</w:t>
+        <w:t>Cán bộ hướng dẫn:  ThS. Nguyễn Duy Xuân Bách — Khoa Kỹ thuật Máy tính, Trường Đại học Công nghệ Thông tin, ĐHQG-HCM</w:t>
       </w:r>
     </w:p>
     <w:p>
@@ -192,7 +192,7 @@
           <w:i w:val="0"/>
           <w:sz w:val="26"/>
         </w:rPr>
-        <w:t>Sinh viên thực hiện:  &lt;Họ tên sinh viên – MSSV&gt;</w:t>
+        <w:t>Sinh viên thực hiện:  NGUYỄN HOÀNG NAM – 22520916</w:t>
       </w:r>
     </w:p>
     <w:p>
@@ -325,7 +325,67 @@
           <w:i w:val="0"/>
           <w:sz w:val="26"/>
         </w:rPr>
-        <w:t>GĐ0 (11/08–24/08): nền tảng &amp; demo — hoàn thành. GĐ1 (25/08–07/09): pipeline dữ liệu &amp; baseline CNN công bằng — hoàn thành. GĐ2 (08/09–28/09): khảo sát mạch lượng tử tĩnh, circuit ablation — hoàn thành. GĐ3 (29/09–19/10): ma trận 3 tầng, mạch tự học, kiểm định thống kê — hoàn thành; bản thảo bài báo đã nộp hội nghị SOICT 2026 (Springer CCIS). GĐ4 (20/10–09/11): viết luận văn, demo, chuẩn bị bảo vệ — đang thực hiện.</w:t>
+        <w:t>• GĐ0 (11/08 – 24/08) — Nền tảng &amp; môi trường: lý thuyết quanvolution, cài đặt PennyLane/PyTorch, demo MNIST. Trạng thái: hoàn thành (mốc M1).</w:t>
+      </w:r>
+    </w:p>
+    <w:p>
+      <w:pPr>
+        <w:spacing w:after="120"/>
+        <w:jc w:val="both"/>
+      </w:pPr>
+      <w:r>
+        <w:rPr>
+          <w:rFonts w:ascii="Times New Roman" w:hAnsi="Times New Roman"/>
+          <w:b w:val="0"/>
+          <w:i w:val="0"/>
+          <w:sz w:val="26"/>
+        </w:rPr>
+        <w:t>• GĐ1 (25/08 – 07/09) — Pipeline dữ liệu MedMNIST &amp; baseline CNN công bằng, 10 seeds. Trạng thái: hoàn thành (mốc M2).</w:t>
+      </w:r>
+    </w:p>
+    <w:p>
+      <w:pPr>
+        <w:spacing w:after="120"/>
+        <w:jc w:val="both"/>
+      </w:pPr>
+      <w:r>
+        <w:rPr>
+          <w:rFonts w:ascii="Times New Roman" w:hAnsi="Times New Roman"/>
+          <w:b w:val="0"/>
+          <w:i w:val="0"/>
+          <w:sz w:val="26"/>
+        </w:rPr>
+        <w:t>• GĐ2 (08/09 – 28/09) — Khảo sát mạch lượng tử tĩnh, circuit ablation 6 cấu hình. Trạng thái: hoàn thành (mốc M3).</w:t>
+      </w:r>
+    </w:p>
+    <w:p>
+      <w:pPr>
+        <w:spacing w:after="120"/>
+        <w:jc w:val="both"/>
+      </w:pPr>
+      <w:r>
+        <w:rPr>
+          <w:rFonts w:ascii="Times New Roman" w:hAnsi="Times New Roman"/>
+          <w:b w:val="0"/>
+          <w:i w:val="0"/>
+          <w:sz w:val="26"/>
+        </w:rPr>
+        <w:t>• GĐ3 (29/09 – 19/10) — Ma trận 3 tầng (fixed/trainable/champion), mạch tự học, kiểm định thống kê; bản thảo bài báo nộp SOICT 2026. Trạng thái: hoàn thành (mốc M4).</w:t>
+      </w:r>
+    </w:p>
+    <w:p>
+      <w:pPr>
+        <w:spacing w:after="120"/>
+        <w:jc w:val="both"/>
+      </w:pPr>
+      <w:r>
+        <w:rPr>
+          <w:rFonts w:ascii="Times New Roman" w:hAnsi="Times New Roman"/>
+          <w:b w:val="0"/>
+          <w:i w:val="0"/>
+          <w:sz w:val="26"/>
+        </w:rPr>
+        <w:t>• GĐ4 (20/10 – 09/11) — Viết luận văn, demo notebook, slide bảo vệ. Trạng thái: đang thực hiện.</w:t>
       </w:r>
     </w:p>
     <w:p>
